--- a/policy_paper/envio_estudios_politicas_publicas/manuscrito_epp.docx
+++ b/policy_paper/envio_estudios_politicas_publicas/manuscrito_epp.docx
@@ -26,6 +26,36 @@
           <w:sz w:val="24"/>
         </w:rPr>
         <w:t>Same occupation, different pay: the gender wage gap that composition does not explain in Chile</w:t>
+      </w:r>
+    </w:p>
+    <w:p>
+      <w:pPr>
+        <w:spacing w:after="40"/>
+        <w:jc w:val="center"/>
+      </w:pPr>
+      <w:r>
+        <w:rPr>
+          <w:b/>
+        </w:rPr>
+        <w:t>Nicolás Guerrero</w:t>
+      </w:r>
+    </w:p>
+    <w:p>
+      <w:pPr>
+        <w:spacing w:after="40"/>
+        <w:jc w:val="center"/>
+      </w:pPr>
+      <w:r>
+        <w:t>Investigador independiente</w:t>
+      </w:r>
+    </w:p>
+    <w:p>
+      <w:pPr>
+        <w:spacing w:after="40"/>
+        <w:jc w:val="center"/>
+      </w:pPr>
+      <w:r>
+        <w:t>n.icolashrra@gmail.com</w:t>
       </w:r>
     </w:p>
     <w:p>

--- a/policy_paper/envio_estudios_politicas_publicas/manuscrito_epp.docx
+++ b/policy_paper/envio_estudios_politicas_publicas/manuscrito_epp.docx
@@ -37,7 +37,7 @@
         <w:rPr>
           <w:b/>
         </w:rPr>
-        <w:t>Nicolás Guerrero</w:t>
+        <w:t>Nicolás Guerrero Herrera</w:t>
       </w:r>
     </w:p>
     <w:p>

--- a/policy_paper/envio_estudios_politicas_publicas/manuscrito_epp.docx
+++ b/policy_paper/envio_estudios_politicas_publicas/manuscrito_epp.docx
@@ -2998,24 +2998,6 @@
           <w:sz w:val="20"/>
         </w:rPr>
         <w:t>Nota: Cada punto representa una ocupación CIUO-08 a 4 dígitos. En rojo, ocupaciones con brecha ajustada estadísticamente significativa (p &lt; .05); en gris, no significativas. Fuente: elaboración propia a partir de CASEN 2022 y 2024.</w:t>
-      </w:r>
-    </w:p>
-    <w:p>
-      <w:pPr>
-        <w:jc w:val="both"/>
-      </w:pPr>
-      <w:r>
-        <w:t xml:space="preserve">La distribución completa (227 ocupaciones, con brecha cruda, ajustada, valor p corregido por FDR y tamaños muestrales) está publicada como dato abierto en </w:t>
-      </w:r>
-      <w:r>
-        <w:rPr>
-          <w:rFonts w:ascii="Courier New" w:hAnsi="Courier New"/>
-          <w:sz w:val="20"/>
-        </w:rPr>
-        <w:t>ranking_brecha_ocupacion_ajustada.csv</w:t>
-      </w:r>
-      <w:r>
-        <w:t>.</w:t>
       </w:r>
     </w:p>
     <w:p>

--- a/policy_paper/envio_estudios_politicas_publicas/manuscrito_epp.docx
+++ b/policy_paper/envio_estudios_politicas_publicas/manuscrito_epp.docx
@@ -749,7 +749,7 @@
         <w:t>Campos de estudio (Parada-Contzen y Jara, 2025).</w:t>
       </w:r>
       <w:r>
-        <w:t xml:space="preserve"> Para trabajadores con educación superior documentan brechas de 17-25% con un componente mayoritariamente no explicado, heterogéneo por campo de estudio. El campo capta dimensiones de capital humano que la ocupación no absorbe por completo; integrar área de formación (disponible en CASEN) y ocupación granular en una misma especificación es otra extensión directa.</w:t>
+        <w:t xml:space="preserve"> Para trabajadores con educación superior documentan brechas de 17-25% antes de la pandemia (con reducciones de 2-5 puntos porcentuales después), un componente no explicado creciente y efectos heterogéneos por campo de estudio. El campo capta dimensiones de capital humano que la ocupación no absorbe por completo; integrar área de formación (disponible en CASEN) y ocupación granular en una misma especificación es otra extensión directa.</w:t>
       </w:r>
     </w:p>
     <w:p>
@@ -6806,7 +6806,7 @@
         <w:t>8.1 La brecha de peticiones (*ask gap*).</w:t>
       </w:r>
       <w:r>
-        <w:t xml:space="preserve"> Roussille (2024) documenta, en una plataforma de contratación donde los candidatos publican su pretensión salarial, que las mujeres piden en torno a 3% menos por el mismo perfil — y esa diferencia de </w:t>
+        <w:t xml:space="preserve"> Roussille (2024) documenta, en una plataforma de contratación donde los candidatos publican su pretensión salarial, que las mujeres piden 2.9% menos por el mismo perfil — y esa diferencia de </w:t>
       </w:r>
       <w:r>
         <w:rPr>
@@ -8150,7 +8150,7 @@
         <w:rPr>
           <w:sz w:val="22"/>
         </w:rPr>
-        <w:t>, 12.</w:t>
+        <w:t>, 12: 961. DOI: 10.1057/s41599-025-05312-x.</w:t>
       </w:r>
     </w:p>
     <w:p>
@@ -8280,7 +8280,7 @@
         <w:rPr>
           <w:sz w:val="22"/>
         </w:rPr>
-        <w:t xml:space="preserve">Roussille, N. (2024), "The Central Role of the Ask Gap in Gender Pay Inequality", </w:t>
+        <w:t xml:space="preserve">Roussille, N. (2024), "The Role of the Ask Gap in Gender Pay Inequality", </w:t>
       </w:r>
       <w:r>
         <w:rPr>
@@ -8293,7 +8293,7 @@
         <w:rPr>
           <w:sz w:val="22"/>
         </w:rPr>
-        <w:t>, 139(3).</w:t>
+        <w:t>, 139(3): 1557-1610. DOI: 10.1093/qje/qjae004.</w:t>
       </w:r>
     </w:p>
     <w:p>
